--- a/public/labs/pmzi/pz-23/ЛР7_ПМЗІ_Реалізація_алгоритму_SHA.docx
+++ b/public/labs/pmzi/pz-23/ЛР7_ПМЗІ_Реалізація_алгоритму_SHA.docx
@@ -51,7 +51,7 @@
         <w:t xml:space="preserve"> </w:t>
       </w:r>
       <w:r>
-        <w:t xml:space="preserve">ПК з встановленим C++ компілятором (MinGW, MSVC або GCC); Середовище розробки (Visual Studio, Code::Blocks, VS Code); Калькулятор для шістнадцяткових обчислень.</w:t>
+        <w:t xml:space="preserve">ПК з компілятором або інтерпретатором мови програмування за вибором студента; Середовище розробки (Visual Studio, VS Code або інше); Калькулятор для шістнадцяткових обчислень.</w:t>
       </w:r>
     </w:p>
     <w:p>
@@ -624,28 +624,7 @@
           <w:b/>
           <w:bCs/>
         </w:rPr>
-        <w:t xml:space="preserve">Приклад для</w:t>
-      </w:r>
-      <w:r>
-        <w:rPr>
-          <w:b/>
-          <w:bCs/>
-        </w:rPr>
-        <w:t xml:space="preserve"> </w:t>
-      </w:r>
-      <w:r>
-        <w:rPr>
-          <w:b/>
-          <w:bCs/>
-        </w:rPr>
-        <w:t xml:space="preserve">“abc”</w:t>
-      </w:r>
-      <w:r>
-        <w:rPr>
-          <w:b/>
-          <w:bCs/>
-        </w:rPr>
-        <w:t xml:space="preserve">:</w:t>
+        <w:t xml:space="preserve">Приклад для «abc»:</w:t>
       </w:r>
     </w:p>
     <w:p>
@@ -3696,16 +3675,7 @@
         <w:jc w:val="both"/>
       </w:pPr>
       <w:r>
-        <w:t xml:space="preserve">Реалізувати процедуру доповнення (padding) повідомлення. Перевірити на короткому тексті</w:t>
-      </w:r>
-      <w:r>
-        <w:t xml:space="preserve"> </w:t>
-      </w:r>
-      <w:r>
-        <w:t xml:space="preserve">“abc”</w:t>
-      </w:r>
-      <w:r>
-        <w:t xml:space="preserve">.</w:t>
+        <w:t xml:space="preserve">Реалізувати процедуру доповнення (padding) повідомлення. Перевірити на короткому тексті «abc».</w:t>
       </w:r>
     </w:p>
     <w:p>
@@ -3907,6 +3877,7 @@
           <w:p>
             <w:pPr>
               <w:pStyle w:val="Compact"/>
+              <w:spacing w:before="0" w:after="0" w:line="240" w:lineRule="auto"/>
             </w:pPr>
             <w:r>
               <w:t xml:space="preserve">№</w:t>
@@ -3918,6 +3889,7 @@
           <w:p>
             <w:pPr>
               <w:pStyle w:val="Compact"/>
+              <w:spacing w:before="0" w:after="0" w:line="240" w:lineRule="auto"/>
             </w:pPr>
             <w:r>
               <w:t xml:space="preserve">Завдання</w:t>
@@ -3931,6 +3903,7 @@
           <w:p>
             <w:pPr>
               <w:pStyle w:val="Compact"/>
+              <w:spacing w:before="0" w:after="0" w:line="240" w:lineRule="auto"/>
             </w:pPr>
             <w:r>
               <w:t xml:space="preserve">1</w:t>
@@ -3942,6 +3915,7 @@
           <w:p>
             <w:pPr>
               <w:pStyle w:val="Compact"/>
+              <w:spacing w:before="0" w:after="0" w:line="240" w:lineRule="auto"/>
             </w:pPr>
             <w:r>
               <w:t xml:space="preserve">Обчислити SHA-256 для свого імені та прізвища (латиницею). Визначити, скільки раундів було виконано.</w:t>
@@ -3955,6 +3929,7 @@
           <w:p>
             <w:pPr>
               <w:pStyle w:val="Compact"/>
+              <w:spacing w:before="0" w:after="0" w:line="240" w:lineRule="auto"/>
             </w:pPr>
             <w:r>
               <w:t xml:space="preserve">2</w:t>
@@ -3966,33 +3941,10 @@
           <w:p>
             <w:pPr>
               <w:pStyle w:val="Compact"/>
-            </w:pPr>
-            <w:r>
-              <w:t xml:space="preserve">Порівняти хеші</w:t>
-            </w:r>
-            <w:r>
-              <w:t xml:space="preserve"> </w:t>
-            </w:r>
-            <w:r>
-              <w:t xml:space="preserve">“Password”</w:t>
-            </w:r>
-            <w:r>
-              <w:t xml:space="preserve"> </w:t>
-            </w:r>
-            <w:r>
-              <w:t xml:space="preserve">і</w:t>
-            </w:r>
-            <w:r>
-              <w:t xml:space="preserve"> </w:t>
-            </w:r>
-            <w:r>
-              <w:t xml:space="preserve">“Passw0rd”</w:t>
-            </w:r>
-            <w:r>
-              <w:t xml:space="preserve"> </w:t>
-            </w:r>
-            <w:r>
-              <w:t xml:space="preserve">(заміна o на 0). Підрахувати кількість різних біт.</w:t>
+              <w:spacing w:before="0" w:after="0" w:line="240" w:lineRule="auto"/>
+            </w:pPr>
+            <w:r>
+              <w:t xml:space="preserve">Порівняти хеші «Password» і «Passw0rd» (заміна o на 0). Підрахувати кількість різних біт.</w:t>
             </w:r>
           </w:p>
         </w:tc>
@@ -4003,6 +3955,7 @@
           <w:p>
             <w:pPr>
               <w:pStyle w:val="Compact"/>
+              <w:spacing w:before="0" w:after="0" w:line="240" w:lineRule="auto"/>
             </w:pPr>
             <w:r>
               <w:t xml:space="preserve">3</w:t>
@@ -4014,6 +3967,7 @@
           <w:p>
             <w:pPr>
               <w:pStyle w:val="Compact"/>
+              <w:spacing w:before="0" w:after="0" w:line="240" w:lineRule="auto"/>
             </w:pPr>
             <w:r>
               <w:t xml:space="preserve">Обчислити SHA-256 для чисел від 1 до 10 (як рядків). Чи є закономірність у результатах?</w:t>
@@ -4027,6 +3981,7 @@
           <w:p>
             <w:pPr>
               <w:pStyle w:val="Compact"/>
+              <w:spacing w:before="0" w:after="0" w:line="240" w:lineRule="auto"/>
             </w:pPr>
             <w:r>
               <w:t xml:space="preserve">4</w:t>
@@ -4038,6 +3993,7 @@
           <w:p>
             <w:pPr>
               <w:pStyle w:val="Compact"/>
+              <w:spacing w:before="0" w:after="0" w:line="240" w:lineRule="auto"/>
             </w:pPr>
             <w:r>
               <w:t xml:space="preserve">Реалізувати функцію перевірки пароля з використанням хешування.</w:t>
@@ -4051,6 +4007,7 @@
           <w:p>
             <w:pPr>
               <w:pStyle w:val="Compact"/>
+              <w:spacing w:before="0" w:after="0" w:line="240" w:lineRule="auto"/>
             </w:pPr>
             <w:r>
               <w:t xml:space="preserve">5</w:t>
@@ -4062,6 +4019,7 @@
           <w:p>
             <w:pPr>
               <w:pStyle w:val="Compact"/>
+              <w:spacing w:before="0" w:after="0" w:line="240" w:lineRule="auto"/>
             </w:pPr>
             <w:r>
               <w:t xml:space="preserve">Обчислити хеш файлу (прочитати побайтно). Перевірити, що навіть маленький файл дає 256-бітний хеш.</w:t>
@@ -4075,6 +4033,7 @@
           <w:p>
             <w:pPr>
               <w:pStyle w:val="Compact"/>
+              <w:spacing w:before="0" w:after="0" w:line="240" w:lineRule="auto"/>
             </w:pPr>
             <w:r>
               <w:t xml:space="preserve">6</w:t>
@@ -4086,6 +4045,7 @@
           <w:p>
             <w:pPr>
               <w:pStyle w:val="Compact"/>
+              <w:spacing w:before="0" w:after="0" w:line="240" w:lineRule="auto"/>
             </w:pPr>
             <w:r>
               <w:t xml:space="preserve">Додати вивід проміжних значень H після кожного блоку. Показати на двоблоковому повідомленні.</w:t>
@@ -4099,6 +4059,7 @@
           <w:p>
             <w:pPr>
               <w:pStyle w:val="Compact"/>
+              <w:spacing w:before="0" w:after="0" w:line="240" w:lineRule="auto"/>
             </w:pPr>
             <w:r>
               <w:t xml:space="preserve">7</w:t>
@@ -4110,6 +4071,7 @@
           <w:p>
             <w:pPr>
               <w:pStyle w:val="Compact"/>
+              <w:spacing w:before="0" w:after="0" w:line="240" w:lineRule="auto"/>
             </w:pPr>
             <w:r>
               <w:t xml:space="preserve">Порівняти час обчислення хешу для повідомлень 1 КБ, 10 КБ, 100 КБ. Чи лінійна залежність?</w:t>
@@ -4123,6 +4085,7 @@
           <w:p>
             <w:pPr>
               <w:pStyle w:val="Compact"/>
+              <w:spacing w:before="0" w:after="0" w:line="240" w:lineRule="auto"/>
             </w:pPr>
             <w:r>
               <w:t xml:space="preserve">8</w:t>
@@ -4134,6 +4097,7 @@
           <w:p>
             <w:pPr>
               <w:pStyle w:val="Compact"/>
+              <w:spacing w:before="0" w:after="0" w:line="240" w:lineRule="auto"/>
             </w:pPr>
             <w:r>
               <w:t xml:space="preserve">Реалізувати HMAC-SHA256 для автентифікації повідомлень.</w:t>
@@ -4147,6 +4111,7 @@
           <w:p>
             <w:pPr>
               <w:pStyle w:val="Compact"/>
+              <w:spacing w:before="0" w:after="0" w:line="240" w:lineRule="auto"/>
             </w:pPr>
             <w:r>
               <w:t xml:space="preserve">9</w:t>
@@ -4158,21 +4123,10 @@
           <w:p>
             <w:pPr>
               <w:pStyle w:val="Compact"/>
-            </w:pPr>
-            <w:r>
-              <w:t xml:space="preserve">Знайти рядок, хеш якого починається з</w:t>
-            </w:r>
-            <w:r>
-              <w:t xml:space="preserve"> </w:t>
-            </w:r>
-            <w:r>
-              <w:t xml:space="preserve">“00”</w:t>
-            </w:r>
-            <w:r>
-              <w:t xml:space="preserve"> </w:t>
-            </w:r>
-            <w:r>
-              <w:t xml:space="preserve">(два нульових символи). Скільки спроб знадобилось?</w:t>
+              <w:spacing w:before="0" w:after="0" w:line="240" w:lineRule="auto"/>
+            </w:pPr>
+            <w:r>
+              <w:t xml:space="preserve">Знайти рядок, хеш якого починається з «00» (два нульових символи). Скільки спроб знадобилось?</w:t>
             </w:r>
           </w:p>
         </w:tc>
@@ -4183,6 +4137,7 @@
           <w:p>
             <w:pPr>
               <w:pStyle w:val="Compact"/>
+              <w:spacing w:before="0" w:after="0" w:line="240" w:lineRule="auto"/>
             </w:pPr>
             <w:r>
               <w:t xml:space="preserve">10</w:t>
@@ -4194,6 +4149,7 @@
           <w:p>
             <w:pPr>
               <w:pStyle w:val="Compact"/>
+              <w:spacing w:before="0" w:after="0" w:line="240" w:lineRule="auto"/>
             </w:pPr>
             <w:r>
               <w:t xml:space="preserve">Обчислити подвійний хеш SHA256(SHA256(x)) для свого варіанта. Пояснити, де це використовується (Bitcoin).</w:t>
@@ -4207,6 +4163,7 @@
           <w:p>
             <w:pPr>
               <w:pStyle w:val="Compact"/>
+              <w:spacing w:before="0" w:after="0" w:line="240" w:lineRule="auto"/>
             </w:pPr>
             <w:r>
               <w:t xml:space="preserve">11</w:t>
@@ -4218,18 +4175,10 @@
           <w:p>
             <w:pPr>
               <w:pStyle w:val="Compact"/>
-            </w:pPr>
-            <w:r>
-              <w:t xml:space="preserve">Реалізувати хешування з</w:t>
-            </w:r>
-            <w:r>
-              <w:t xml:space="preserve"> </w:t>
-            </w:r>
-            <w:r>
-              <w:t xml:space="preserve">“сіллю”</w:t>
-            </w:r>
-            <w:r>
-              <w:t xml:space="preserve">: hash(salt + password). Продемонструвати захист від rainbow tables.</w:t>
+              <w:spacing w:before="0" w:after="0" w:line="240" w:lineRule="auto"/>
+            </w:pPr>
+            <w:r>
+              <w:t xml:space="preserve">Реалізувати хешування з «сіллю»: hash(salt + password). Продемонструвати захист від rainbow tables.</w:t>
             </w:r>
           </w:p>
         </w:tc>
@@ -4240,6 +4189,7 @@
           <w:p>
             <w:pPr>
               <w:pStyle w:val="Compact"/>
+              <w:spacing w:before="0" w:after="0" w:line="240" w:lineRule="auto"/>
             </w:pPr>
             <w:r>
               <w:t xml:space="preserve">12</w:t>
@@ -4251,6 +4201,7 @@
           <w:p>
             <w:pPr>
               <w:pStyle w:val="Compact"/>
+              <w:spacing w:before="0" w:after="0" w:line="240" w:lineRule="auto"/>
             </w:pPr>
             <w:r>
               <w:t xml:space="preserve">Порівняти SHA-256 і MD5 на однакових даних. Який хеш довший? Який швидший?</w:t>
@@ -4264,6 +4215,7 @@
           <w:p>
             <w:pPr>
               <w:pStyle w:val="Compact"/>
+              <w:spacing w:before="0" w:after="0" w:line="240" w:lineRule="auto"/>
             </w:pPr>
             <w:r>
               <w:t xml:space="preserve">13</w:t>
@@ -4275,6 +4227,7 @@
           <w:p>
             <w:pPr>
               <w:pStyle w:val="Compact"/>
+              <w:spacing w:before="0" w:after="0" w:line="240" w:lineRule="auto"/>
             </w:pPr>
             <w:r>
               <w:t xml:space="preserve">Обчислити SHA-256 для рядка з 1000 символів</w:t>
@@ -4297,6 +4250,7 @@
           <w:p>
             <w:pPr>
               <w:pStyle w:val="Compact"/>
+              <w:spacing w:before="0" w:after="0" w:line="240" w:lineRule="auto"/>
             </w:pPr>
             <w:r>
               <w:t xml:space="preserve">14</w:t>
@@ -4308,6 +4262,7 @@
           <w:p>
             <w:pPr>
               <w:pStyle w:val="Compact"/>
+              <w:spacing w:before="0" w:after="0" w:line="240" w:lineRule="auto"/>
             </w:pPr>
             <w:r>
               <w:t xml:space="preserve">Реалізувати потокове хешування великого файлу (читання блоками по 64 байти).</w:t>
@@ -4321,6 +4276,7 @@
           <w:p>
             <w:pPr>
               <w:pStyle w:val="Compact"/>
+              <w:spacing w:before="0" w:after="0" w:line="240" w:lineRule="auto"/>
             </w:pPr>
             <w:r>
               <w:t xml:space="preserve">15</w:t>
@@ -4332,6 +4288,7 @@
           <w:p>
             <w:pPr>
               <w:pStyle w:val="Compact"/>
+              <w:spacing w:before="0" w:after="0" w:line="240" w:lineRule="auto"/>
             </w:pPr>
             <w:r>
               <w:t xml:space="preserve">Знайти два різних рядки з однаковими першими 4 символами хешу (часткова колізія).</w:t>
@@ -4345,6 +4302,7 @@
           <w:p>
             <w:pPr>
               <w:pStyle w:val="Compact"/>
+              <w:spacing w:before="0" w:after="0" w:line="240" w:lineRule="auto"/>
             </w:pPr>
             <w:r>
               <w:t xml:space="preserve">16</w:t>
@@ -4356,6 +4314,7 @@
           <w:p>
             <w:pPr>
               <w:pStyle w:val="Compact"/>
+              <w:spacing w:before="0" w:after="0" w:line="240" w:lineRule="auto"/>
             </w:pPr>
             <w:r>
               <w:t xml:space="preserve">Обчислити Merkle root для 4 транзакцій (як у Bitcoin): hash(hash(A+B) + hash(C+D)).</w:t>
@@ -4369,6 +4328,7 @@
           <w:p>
             <w:pPr>
               <w:pStyle w:val="Compact"/>
+              <w:spacing w:before="0" w:after="0" w:line="240" w:lineRule="auto"/>
             </w:pPr>
             <w:r>
               <w:t xml:space="preserve">17</w:t>
@@ -4380,6 +4340,7 @@
           <w:p>
             <w:pPr>
               <w:pStyle w:val="Compact"/>
+              <w:spacing w:before="0" w:after="0" w:line="240" w:lineRule="auto"/>
             </w:pPr>
             <w:r>
               <w:t xml:space="preserve">Реалізувати SHA-224 (відрізняється початковими значеннями і довжиною виходу).</w:t>
@@ -4393,6 +4354,7 @@
           <w:p>
             <w:pPr>
               <w:pStyle w:val="Compact"/>
+              <w:spacing w:before="0" w:after="0" w:line="240" w:lineRule="auto"/>
             </w:pPr>
             <w:r>
               <w:t xml:space="preserve">18</w:t>
@@ -4404,6 +4366,7 @@
           <w:p>
             <w:pPr>
               <w:pStyle w:val="Compact"/>
+              <w:spacing w:before="0" w:after="0" w:line="240" w:lineRule="auto"/>
             </w:pPr>
             <w:r>
               <w:t xml:space="preserve">Продемонструвати, що hash(A || B) ≠ hash(B || A) — порядок конкатенації має значення.</w:t>
@@ -4417,6 +4380,7 @@
           <w:p>
             <w:pPr>
               <w:pStyle w:val="Compact"/>
+              <w:spacing w:before="0" w:after="0" w:line="240" w:lineRule="auto"/>
             </w:pPr>
             <w:r>
               <w:t xml:space="preserve">19</w:t>
@@ -4428,15 +4392,10 @@
           <w:p>
             <w:pPr>
               <w:pStyle w:val="Compact"/>
-            </w:pPr>
-            <w:r>
-              <w:t xml:space="preserve">Обчислити хеш-ланцюжок: h1 = SHA256(</w:t>
-            </w:r>
-            <w:r>
-              <w:t xml:space="preserve">“start”</w:t>
-            </w:r>
-            <w:r>
-              <w:t xml:space="preserve">), h2 = SHA256(h1), …, h10 = SHA256(h9).</w:t>
+              <w:spacing w:before="0" w:after="0" w:line="240" w:lineRule="auto"/>
+            </w:pPr>
+            <w:r>
+              <w:t xml:space="preserve">Обчислити хеш-ланцюжок: h1 = SHA256(«start»), h2 = SHA256(h1), …, h10 = SHA256(h9).</w:t>
             </w:r>
           </w:p>
         </w:tc>
@@ -4447,6 +4406,7 @@
           <w:p>
             <w:pPr>
               <w:pStyle w:val="Compact"/>
+              <w:spacing w:before="0" w:after="0" w:line="240" w:lineRule="auto"/>
             </w:pPr>
             <w:r>
               <w:t xml:space="preserve">20</w:t>
@@ -4458,27 +4418,10 @@
           <w:p>
             <w:pPr>
               <w:pStyle w:val="Compact"/>
-            </w:pPr>
-            <w:r>
-              <w:t xml:space="preserve">Реалізувати простий proof-of-work: знайти число nonce, щоб hash(</w:t>
-            </w:r>
-            <w:r>
-              <w:t xml:space="preserve">“block”</w:t>
-            </w:r>
-            <w:r>
-              <w:t xml:space="preserve"> </w:t>
-            </w:r>
-            <w:r>
-              <w:t xml:space="preserve">+ nonce) починався з</w:t>
-            </w:r>
-            <w:r>
-              <w:t xml:space="preserve"> </w:t>
-            </w:r>
-            <w:r>
-              <w:t xml:space="preserve">“000”</w:t>
-            </w:r>
-            <w:r>
-              <w:t xml:space="preserve">.</w:t>
+              <w:spacing w:before="0" w:after="0" w:line="240" w:lineRule="auto"/>
+            </w:pPr>
+            <w:r>
+              <w:t xml:space="preserve">Реалізувати простий proof-of-work: знайти число nonce, щоб hash(«block» + nonce) починався з «000».</w:t>
             </w:r>
           </w:p>
         </w:tc>
@@ -4833,7 +4776,7 @@
     <w:multiLevelType w:val="multilevel"/>
     <w:lvl w:ilvl="0">
       <w:numFmt w:val="bullet"/>
-      <w:lvlText w:val="–"/>
+      <w:lvlText w:val=" "/>
       <w:lvlJc w:val="left"/>
       <w:pPr>
         <w:ind w:left="1134" w:hanging="425"/>
@@ -4841,7 +4784,7 @@
     </w:lvl>
     <w:lvl w:ilvl="1">
       <w:numFmt w:val="bullet"/>
-      <w:lvlText w:val="–"/>
+      <w:lvlText w:val=" "/>
       <w:lvlJc w:val="left"/>
       <w:pPr>
         <w:ind w:left="1701" w:hanging="425"/>
@@ -4849,7 +4792,7 @@
     </w:lvl>
     <w:lvl w:ilvl="2">
       <w:numFmt w:val="bullet"/>
-      <w:lvlText w:val="–"/>
+      <w:lvlText w:val=" "/>
       <w:lvlJc w:val="left"/>
       <w:pPr>
         <w:ind w:left="2268" w:hanging="425"/>
@@ -4857,7 +4800,7 @@
     </w:lvl>
     <w:lvl w:ilvl="3">
       <w:numFmt w:val="bullet"/>
-      <w:lvlText w:val="–"/>
+      <w:lvlText w:val=" "/>
       <w:lvlJc w:val="left"/>
       <w:pPr>
         <w:ind w:left="2835" w:hanging="425"/>
@@ -4865,7 +4808,7 @@
     </w:lvl>
     <w:lvl w:ilvl="4">
       <w:numFmt w:val="bullet"/>
-      <w:lvlText w:val="–"/>
+      <w:lvlText w:val=" "/>
       <w:lvlJc w:val="left"/>
       <w:pPr>
         <w:ind w:left="3402" w:hanging="425"/>
@@ -4873,7 +4816,7 @@
     </w:lvl>
     <w:lvl w:ilvl="5">
       <w:numFmt w:val="bullet"/>
-      <w:lvlText w:val="–"/>
+      <w:lvlText w:val=" "/>
       <w:lvlJc w:val="left"/>
       <w:pPr>
         <w:ind w:left="3969" w:hanging="425"/>
@@ -4881,7 +4824,7 @@
     </w:lvl>
     <w:lvl w:ilvl="6">
       <w:numFmt w:val="bullet"/>
-      <w:lvlText w:val="–"/>
+      <w:lvlText w:val=" "/>
       <w:lvlJc w:val="left"/>
       <w:pPr>
         <w:ind w:left="4536" w:hanging="425"/>
@@ -4889,7 +4832,7 @@
     </w:lvl>
     <w:lvl w:ilvl="7">
       <w:numFmt w:val="bullet"/>
-      <w:lvlText w:val="–"/>
+      <w:lvlText w:val=" "/>
       <w:lvlJc w:val="left"/>
       <w:pPr>
         <w:ind w:left="5103" w:hanging="425"/>
@@ -4897,7 +4840,7 @@
     </w:lvl>
     <w:lvl w:ilvl="8">
       <w:numFmt w:val="bullet"/>
-      <w:lvlText w:val="–"/>
+      <w:lvlText w:val=" "/>
       <w:lvlJc w:val="left"/>
       <w:pPr>
         <w:ind w:left="5670" w:hanging="425"/>
@@ -5966,6 +5909,31 @@
       </w:tblCellMar>
     </w:tblPr>
   </w:style>
+  <w:style w:customStyle="1" w:styleId="Conclusion" w:type="paragraph">
+    <w:name w:val="Conclusion"/>
+    <w:basedOn w:val="BodyText"/>
+    <w:next w:val="BodyText"/>
+    <w:qFormat/>
+    <w:pPr>
+      <w:keepNext/>
+      <w:spacing w:after="0" w:before="240" w:line="312" w:lineRule="auto"/>
+    </w:pPr>
+  </w:style>
+  <w:style w:styleId="Header" w:type="paragraph">
+    <w:name w:val="header"/>
+    <w:basedOn w:val="Normal"/>
+    <w:qFormat/>
+    <w:pPr>
+      <w:spacing w:after="0" w:before="0" w:line="240" w:lineRule="auto"/>
+      <w:ind w:firstLine="0"/>
+      <w:jc w:val="right"/>
+    </w:pPr>
+    <w:rPr>
+      <w:rFonts w:ascii="Times New Roman" w:cs="Times New Roman" w:eastAsia="Times New Roman" w:hAnsi="Times New Roman"/>
+      <w:sz w:val="28"/>
+      <w:szCs w:val="28"/>
+    </w:rPr>
+  </w:style>
 </w:styles>
 </file>
 
